--- a/contents/battle-workbook/soc-w07.docx
+++ b/contents/battle-workbook/soc-w07.docx
@@ -377,7 +377,7 @@
         </w:rPr>
         <w:t>curl -s -A "sqlmap/1.7" -H "Host: dvwa.6v6.lab" \</w:t>
         <w:br/>
-        <w:t xml:space="preserve">  "http://&lt;대상_공개IP&gt;/?id=sg7r1-kim-1"</w:t>
+        <w:t xml:space="preserve">  "http://192.168.0.161/?id=sg7r1-kim-1"</w:t>
       </w:r>
     </w:p>
     <w:p>
@@ -485,7 +485,7 @@
           <w:b/>
           <w:sz w:val="22"/>
         </w:rPr>
-        <w:t>▶ 실행 결과 화면 (스크린샷 붙여넣기)</w:t>
+        <w:t>▶ 실행 결과 (출력/스크린샷)</w:t>
       </w:r>
     </w:p>
     <w:tbl>
@@ -519,7 +519,7 @@
                 <w:color w:val="AAAAAA"/>
                 <w:sz w:val="18"/>
               </w:rPr>
-              <w:t>여기에 결과 스크린샷을 붙여넣으세요 (커서를 두고 Ctrl+V)</w:t>
+              <w:t>여기에 결과 출력을 적거나 스크린샷을 붙여넣으세요 (커서를 두고 Ctrl+V)</w:t>
             </w:r>
           </w:p>
         </w:tc>
@@ -663,7 +663,7 @@
         </w:rPr>
         <w:t>curl -s -H "Host: dvwa.6v6.lab" \</w:t>
         <w:br/>
-        <w:t xml:space="preserve">  "http://&lt;대상_공개IP&gt;/?id=sg7r1-kim-1%20UNION%20SELECT%201"</w:t>
+        <w:t xml:space="preserve">  "http://192.168.0.161/?id=sg7r1-kim-1%20UNION%20SELECT%201"</w:t>
       </w:r>
     </w:p>
     <w:p>
@@ -771,7 +771,7 @@
           <w:b/>
           <w:sz w:val="22"/>
         </w:rPr>
-        <w:t>▶ 실행 결과 화면 (스크린샷 붙여넣기)</w:t>
+        <w:t>▶ 실행 결과 (출력/스크린샷)</w:t>
       </w:r>
     </w:p>
     <w:tbl>
@@ -805,7 +805,7 @@
                 <w:color w:val="AAAAAA"/>
                 <w:sz w:val="18"/>
               </w:rPr>
-              <w:t>여기에 결과 스크린샷을 붙여넣으세요 (커서를 두고 Ctrl+V)</w:t>
+              <w:t>여기에 결과 출력을 적거나 스크린샷을 붙여넣으세요 (커서를 두고 Ctrl+V)</w:t>
             </w:r>
           </w:p>
         </w:tc>
@@ -1099,7 +1099,7 @@
           <w:b/>
           <w:sz w:val="22"/>
         </w:rPr>
-        <w:t>▶ 실행 결과 화면 (스크린샷 붙여넣기)</w:t>
+        <w:t>▶ 실행 결과 (출력/스크린샷)</w:t>
       </w:r>
     </w:p>
     <w:tbl>
@@ -1133,7 +1133,7 @@
                 <w:color w:val="AAAAAA"/>
                 <w:sz w:val="18"/>
               </w:rPr>
-              <w:t>여기에 결과 스크린샷을 붙여넣으세요 (커서를 두고 Ctrl+V)</w:t>
+              <w:t>여기에 결과 출력을 적거나 스크린샷을 붙여넣으세요 (커서를 두고 Ctrl+V)</w:t>
             </w:r>
           </w:p>
         </w:tc>
@@ -1477,7 +1477,7 @@
           <w:b/>
           <w:sz w:val="22"/>
         </w:rPr>
-        <w:t>▶ 실행 결과 화면 (스크린샷 붙여넣기)</w:t>
+        <w:t>▶ 실행 결과 (출력/스크린샷)</w:t>
       </w:r>
     </w:p>
     <w:tbl>
@@ -1511,7 +1511,7 @@
                 <w:color w:val="AAAAAA"/>
                 <w:sz w:val="18"/>
               </w:rPr>
-              <w:t>여기에 결과 스크린샷을 붙여넣으세요 (커서를 두고 Ctrl+V)</w:t>
+              <w:t>여기에 결과 출력을 적거나 스크린샷을 붙여넣으세요 (커서를 두고 Ctrl+V)</w:t>
             </w:r>
           </w:p>
         </w:tc>
@@ -1735,7 +1735,7 @@
           <w:b/>
           <w:sz w:val="22"/>
         </w:rPr>
-        <w:t>▶ 실행 결과 화면 (스크린샷 붙여넣기)</w:t>
+        <w:t>▶ 실행 결과 (출력/스크린샷)</w:t>
       </w:r>
     </w:p>
     <w:tbl>
@@ -1769,7 +1769,7 @@
                 <w:color w:val="AAAAAA"/>
                 <w:sz w:val="18"/>
               </w:rPr>
-              <w:t>여기에 결과 스크린샷을 붙여넣으세요 (커서를 두고 Ctrl+V)</w:t>
+              <w:t>여기에 결과 출력을 적거나 스크린샷을 붙여넣으세요 (커서를 두고 Ctrl+V)</w:t>
             </w:r>
           </w:p>
         </w:tc>
@@ -2073,7 +2073,7 @@
           <w:b/>
           <w:sz w:val="22"/>
         </w:rPr>
-        <w:t>▶ 실행 결과 화면 (스크린샷 붙여넣기)</w:t>
+        <w:t>▶ 실행 결과 (출력/스크린샷)</w:t>
       </w:r>
     </w:p>
     <w:tbl>
@@ -2107,7 +2107,7 @@
                 <w:color w:val="AAAAAA"/>
                 <w:sz w:val="18"/>
               </w:rPr>
-              <w:t>여기에 결과 스크린샷을 붙여넣으세요 (커서를 두고 Ctrl+V)</w:t>
+              <w:t>여기에 결과 출력을 적거나 스크린샷을 붙여넣으세요 (커서를 두고 Ctrl+V)</w:t>
             </w:r>
           </w:p>
         </w:tc>
@@ -2356,7 +2356,7 @@
           <w:b/>
           <w:sz w:val="22"/>
         </w:rPr>
-        <w:t>▶ 실행 결과 화면 (스크린샷 붙여넣기)</w:t>
+        <w:t>▶ 실행 결과 (출력/스크린샷)</w:t>
       </w:r>
     </w:p>
     <w:tbl>
@@ -2390,7 +2390,7 @@
                 <w:color w:val="AAAAAA"/>
                 <w:sz w:val="18"/>
               </w:rPr>
-              <w:t>여기에 결과 스크린샷을 붙여넣으세요 (커서를 두고 Ctrl+V)</w:t>
+              <w:t>여기에 결과 출력을 적거나 스크린샷을 붙여넣으세요 (커서를 두고 Ctrl+V)</w:t>
             </w:r>
           </w:p>
         </w:tc>

--- a/contents/battle-workbook/soc-w07.docx
+++ b/contents/battle-workbook/soc-w07.docx
@@ -375,7 +375,7 @@
           <w:rFonts w:ascii="Consolas" w:hAnsi="Consolas"/>
           <w:sz w:val="19"/>
         </w:rPr>
-        <w:t>curl -s -A "sqlmap/1.7" -H "Host: dvwa.6v6.lab" \</w:t>
+        <w:t>curl -s -A "sqlmap/1.7" -H "Host: dvwa.el34.lab" \</w:t>
         <w:br/>
         <w:t xml:space="preserve">  "http://192.168.0.161/?id=sg7r1-kim-1"</w:t>
       </w:r>
@@ -661,7 +661,7 @@
           <w:rFonts w:ascii="Consolas" w:hAnsi="Consolas"/>
           <w:sz w:val="19"/>
         </w:rPr>
-        <w:t>curl -s -H "Host: dvwa.6v6.lab" \</w:t>
+        <w:t>curl -s -H "Host: dvwa.el34.lab" \</w:t>
         <w:br/>
         <w:t xml:space="preserve">  "http://192.168.0.161/?id=sg7r1-kim-1%20UNION%20SELECT%201"</w:t>
       </w:r>
